--- a/RQ1_Model_Training_xboost/RQ1_docx/Giai_Thich_Chuyen_Sau_Tham_So_Chi_So_XGBoost_vs_RF.docx
+++ b/RQ1_Model_Training_xboost/RQ1_docx/Giai_Thich_Chuyen_Sau_Tham_So_Chi_So_XGBoost_vs_RF.docx
@@ -79,6 +79,23 @@
           </w14:textFill>
         </w:rPr>
         <w:t>VÀ CĂN CỨ LỰA CHỌN XGBOOST THAY THẾ RANDOM FOREST</w:t>
+      </w:r>
+    </w:p>
+    <w:p>
+      <w:pPr>
+        <w:spacing w:before="500" w:after="160"/>
+        <w:jc w:val="center"/>
+        <w:rPr>
+          <w:color w:val="000000" w:themeColor="text1"/>
+          <w14:textFill>
+            <w14:solidFill>
+              <w14:schemeClr w14:val="tx1"/>
+            </w14:solidFill>
+          </w14:textFill>
+        </w:rPr>
+      </w:pPr>
+      <w:r>
+        <w:t>Đính chính ngày 16/10/2026: FPR đo Benign bị báo thành Attack (0.2324%); FNR đo Attack bị bỏ sót thành Benign (5.7481%). Số liệu lấy từ ma trận test 700,000 flow. Cột tuning cũ được đổi tên thành FNR; chưa có FPR từng cấu hình. Không suy ra FPR live từ số liệu offline.</w:t>
       </w:r>
     </w:p>
     <w:p>
@@ -1350,7 +1367,7 @@
                   </w14:solidFill>
                 </w14:textFill>
               </w:rPr>
-              <w:t>FPR Benign (%) [Sub-1.2]</w:t>
+              <w:t xml:space="preserve">FNR Attack (%)</w:t>
             </w:r>
           </w:p>
         </w:tc>
@@ -3605,7 +3622,7 @@
             </w14:solidFill>
           </w14:textFill>
         </w:rPr>
-        <w:t>• Ở max_depth = 4 và 6, các cây quyết định quá nông, không đủ dung lượng để phân tách các mẫu tấn công tinh vi (như Brute Force Web hay Infiltration). Hệ quả là Test Macro F1 chỉ đạt từ 84.56% đến 85.07%, và tỷ lệ báo động giả FPR trên Benign lên tới 6.11%.</w:t>
+        <w:t xml:space="preserve">• Ở max_depth = 4 và 6, các cây quyết định quá nông, không đủ dung lượng để phân tách các mẫu tấn công tinh vi (như Brute Force Web hay Infiltration). Hệ quả là Test Macro F1 chỉ đạt từ 84.56% đến 85.07%, và tỷ lệ bỏ sót tấn công FNR khoảng 6.11%.</w:t>
       </w:r>
       <w:r>
         <w:rPr>
@@ -3741,7 +3758,7 @@
             </w14:solidFill>
           </w14:textFill>
         </w:rPr>
-        <w:t>• Tỷ lệ cảnh báo sai trên Benign giảm xuống mức tối ưu 5.7481% (Sub-RQ 1.2).</w:t>
+        <w:t xml:space="preserve">• FPR trên Benign là 0.2324% (Sub-RQ 1.2); FNR trên Attack là 5.7481%.</w:t>
       </w:r>
       <w:r>
         <w:rPr>
@@ -4310,7 +4327,7 @@
             </w14:solidFill>
           </w14:textFill>
         </w:rPr>
-        <w:t>2.6. False Positive Rate trên Benign (Tỷ lệ Báo động giả = 5.7481%) - Sub-RQ 1.2</w:t>
+        <w:t xml:space="preserve">2.6. False Positive Rate trên Benign (Tỷ lệ Báo động giả = 0.2324%) - Sub-RQ 1.2</w:t>
       </w:r>
     </w:p>
     <w:p>
@@ -4355,7 +4372,7 @@
             </w14:solidFill>
           </w14:textFill>
         </w:rPr>
-        <w:t>• Kết quả thực nghiệm: Trong 490,000 gói tin sạch, chỉ có 1,139 gói bị nghi ngờ nhầm (Recall Benign = 99.77%).</w:t>
+        <w:t xml:space="preserve">• Kết quả thực nghiệm: Trong 490,000 flow Benign, có 1,139 flow bị báo nhầm (Recall Benign = 99.77%).</w:t>
       </w:r>
       <w:r>
         <w:rPr>
@@ -4399,7 +4416,7 @@
             </w14:solidFill>
           </w14:textFill>
         </w:rPr>
-        <w:t xml:space="preserve">  Trong môi trường doanh nghiệp, hàng triệu gói tin đi qua gateway mỗi phút. Nếu FPR cao (ví dụ 15-20%), hệ thống sẽ sinh ra hàng chục nghìn cảnh báo giả mỗi ngày, gây ra hiện tượng 'Alert Fatigue' (tê liệt cảnh báo) khiến chuyên viên SOC bỏ lỡ các cuộc tấn công thực sự. Tỷ lệ FPR chỉ 5.75% đảm bảo hệ thống vừa nhạy bén vừa giữ được tính ổn định cho mạng nội bộ.</w:t>
+        <w:t xml:space="preserve">  Trong môi trường doanh nghiệp, hàng triệu gói tin đi qua gateway mỗi phút. Nếu FPR cao (ví dụ 15-20%), hệ thống sẽ sinh ra hàng chục nghìn cảnh báo giả mỗi ngày, gây ra hiện tượng 'Alert Fatigue' (tê liệt cảnh báo) khiến chuyên viên SOC bỏ lỡ các cuộc tấn công thực sự. FPR đo được là 0.2324% trên tập test; không suy ra mức báo nhầm của mạng nội bộ thực tế.</w:t>
       </w:r>
     </w:p>
     <w:p>
@@ -5528,7 +5545,7 @@
                   </w14:solidFill>
                 </w14:textFill>
               </w:rPr>
-              <w:t>≈ 7.88%</w:t>
+              <w:t xml:space="preserve">Chưa đối chiếu</w:t>
             </w:r>
           </w:p>
         </w:tc>
@@ -5564,7 +5581,7 @@
                   </w14:solidFill>
                 </w14:textFill>
               </w:rPr>
-              <w:t>5.7481%</w:t>
+              <w:t xml:space="preserve">0.2324%</w:t>
             </w:r>
           </w:p>
         </w:tc>
@@ -5600,7 +5617,7 @@
                   </w14:solidFill>
                 </w14:textFill>
               </w:rPr>
-              <w:t>XGBoost thấp hơn 2.13% (Giảm hơn 10,000 cảnh báo giả trên Benign)</w:t>
+              <w:t xml:space="preserve">Chưa đối chiếu FPR RF</w:t>
             </w:r>
           </w:p>
         </w:tc>
@@ -6070,7 +6087,7 @@
             </w14:solidFill>
           </w14:textFill>
         </w:rPr>
-        <w:t>XGBoost chiến thắng thuyết phục Random Forest trên cả 3 khía cạnh: Độ chính xác phát hiện cao hơn (+5% Macro F1, +12.19% Macro Precision), Giảm thiểu báo động giả tốt hơn (FPR Benign chỉ 5.75%), và Tốc độ tính toán nhanh hơn, tạo tiền đề hoàn hảo cho việc tích hợp mô hình giải thích SHAP/LIME ở RQ2.</w:t>
+        <w:t xml:space="preserve">XGBoost chiến thắng thuyết phục Random Forest trên cả 3 khía cạnh: Độ chính xác phát hiện cao hơn (+5% Macro F1, +12.19% Macro Precision), FPR Benign là 0.2324% trên tập test (chưa đối chiếu FPR RF), và Tốc độ tính toán nhanh hơn, tạo tiền đề hoàn hảo cho việc tích hợp mô hình giải thích SHAP/LIME ở RQ2.</w:t>
       </w:r>
     </w:p>
     <w:sectPr>
